--- a/ind/docx/05.content.docx
+++ b/ind/docx/05.content.docx
@@ -19,7 +19,7 @@
         <w:rPr>
           <w:lang w:val="id_ID" w:bidi="id_ID"/>
         </w:rPr>
-        <w:t>Resource: Catatan Studi - Pengantar Buku (Tyndale)</w:t>
+        <w:t>Resource: Tyndale Open Study Notes</w:t>
       </w:r>
       <w:r>
         <w:rPr>
@@ -112,7 +112,7 @@
         <w:rPr>
           <w:lang w:val="id_ID" w:bidi="id_ID"/>
         </w:rPr>
-        <w:t>Catatan Studi - Pengantar Buku (Tyndale)</w:t>
+        <w:t>Tyndale Open Study Notes</w:t>
       </w:r>
     </w:p>
     <w:p>

--- a/ind/docx/05.content.docx
+++ b/ind/docx/05.content.docx
@@ -19,7 +19,7 @@
         <w:rPr>
           <w:lang w:val="id_ID" w:bidi="id_ID"/>
         </w:rPr>
-        <w:t>Resource: Tyndale Open Study Notes</w:t>
+        <w:t>Resource: Aquifer Open Study Notes (Book Intros)</w:t>
       </w:r>
       <w:r>
         <w:rPr>
@@ -112,7 +112,7 @@
         <w:rPr>
           <w:lang w:val="id_ID" w:bidi="id_ID"/>
         </w:rPr>
-        <w:t>Tyndale Open Study Notes</w:t>
+        <w:t>Aquifer Open Study Notes (Book Intros)</w:t>
       </w:r>
     </w:p>
     <w:p>

--- a/ind/docx/05.content.docx
+++ b/ind/docx/05.content.docx
@@ -233,18 +233,12 @@
         </w:rPr>
         <w:t>Allah pertama kali menyatakan “konstitusi” nasional Israel kepada Musa di Sinai (</w:t>
       </w:r>
-      <w:hyperlink r:id="rId13">
-        <w:r>
-          <w:rPr>
-            <w:lang w:val="id_ID" w:bidi="id_ID"/>
-          </w:rPr>
-          <w:rPr>
-            <w:color w:val="0000EE"/>
-            <w:u w:val="single"/>
-          </w:rPr>
-          <w:t>Kel. 20–23</w:t>
-        </w:r>
-      </w:hyperlink>
+      <w:r>
+        <w:rPr>
+          <w:lang w:val="id_ID" w:bidi="id_ID"/>
+        </w:rPr>
+        <w:t>Kel. 20–23</w:t>
+      </w:r>
       <w:r>
         <w:rPr>
           <w:lang w:val="id_ID" w:bidi="id_ID"/>
@@ -290,18 +284,12 @@
         </w:rPr>
         <w:t>Musa menyadari bahwa dia akan mati sebelum memimpin bangsanya menuju tujuan mereka. Oleh karena itu, sebelum kematiannya, dia perlu mengingatkan umat tersebut tentang ketentuan perjanjian yang telah Allah ungkapkan kepadanya. Perjanjian awal, yang cocok untuk Israel selama perjalanan menuju Kanaan, telah dibuat tiga puluh delapan tahun sebelumnya di Sinai (</w:t>
       </w:r>
-      <w:hyperlink r:id="rId14">
-        <w:r>
-          <w:rPr>
-            <w:lang w:val="id_ID" w:bidi="id_ID"/>
-          </w:rPr>
-          <w:rPr>
-            <w:color w:val="0000EE"/>
-            <w:u w:val="single"/>
-          </w:rPr>
-          <w:t>Kel. 19–24</w:t>
-        </w:r>
-      </w:hyperlink>
+      <w:r>
+        <w:rPr>
+          <w:lang w:val="id_ID" w:bidi="id_ID"/>
+        </w:rPr>
+        <w:t>Kel. 19–24</w:t>
+      </w:r>
       <w:r>
         <w:rPr>
           <w:lang w:val="id_ID" w:bidi="id_ID"/>
@@ -373,18 +361,12 @@
           <w:lang w:val="id_ID" w:bidi="id_ID"/>
         </w:rPr>
       </w:r>
-      <w:hyperlink r:id="rId15">
-        <w:r>
-          <w:rPr>
-            <w:lang w:val="id_ID" w:bidi="id_ID"/>
-          </w:rPr>
-          <w:rPr>
-            <w:color w:val="0000EE"/>
-            <w:u w:val="single"/>
-          </w:rPr>
-          <w:t>1:1–5</w:t>
-        </w:r>
-      </w:hyperlink>
+      <w:r>
+        <w:rPr>
+          <w:lang w:val="id_ID" w:bidi="id_ID"/>
+        </w:rPr>
+        <w:t>1:1–5</w:t>
+      </w:r>
       <w:r>
         <w:rPr>
           <w:lang w:val="id_ID" w:bidi="id_ID"/>
@@ -403,18 +385,12 @@
           <w:lang w:val="id_ID" w:bidi="id_ID"/>
         </w:rPr>
       </w:r>
-      <w:hyperlink r:id="rId16">
-        <w:r>
-          <w:rPr>
-            <w:lang w:val="id_ID" w:bidi="id_ID"/>
-          </w:rPr>
-          <w:rPr>
-            <w:color w:val="0000EE"/>
-            <w:u w:val="single"/>
-          </w:rPr>
-          <w:t>1:6–4:49</w:t>
-        </w:r>
-      </w:hyperlink>
+      <w:r>
+        <w:rPr>
+          <w:lang w:val="id_ID" w:bidi="id_ID"/>
+        </w:rPr>
+        <w:t>1:6–4:49</w:t>
+      </w:r>
       <w:r>
         <w:rPr>
           <w:lang w:val="id_ID" w:bidi="id_ID"/>
@@ -433,18 +409,12 @@
           <w:lang w:val="id_ID" w:bidi="id_ID"/>
         </w:rPr>
       </w:r>
-      <w:hyperlink r:id="rId17">
-        <w:r>
-          <w:rPr>
-            <w:lang w:val="id_ID" w:bidi="id_ID"/>
-          </w:rPr>
-          <w:rPr>
-            <w:color w:val="0000EE"/>
-            <w:u w:val="single"/>
-          </w:rPr>
-          <w:t>5:1–26:15</w:t>
-        </w:r>
-      </w:hyperlink>
+      <w:r>
+        <w:rPr>
+          <w:lang w:val="id_ID" w:bidi="id_ID"/>
+        </w:rPr>
+        <w:t>5:1–26:15</w:t>
+      </w:r>
       <w:r>
         <w:rPr>
           <w:lang w:val="id_ID" w:bidi="id_ID"/>
@@ -463,18 +433,12 @@
           <w:lang w:val="id_ID" w:bidi="id_ID"/>
         </w:rPr>
       </w:r>
-      <w:hyperlink r:id="rId18">
-        <w:r>
-          <w:rPr>
-            <w:lang w:val="id_ID" w:bidi="id_ID"/>
-          </w:rPr>
-          <w:rPr>
-            <w:color w:val="0000EE"/>
-            <w:u w:val="single"/>
-          </w:rPr>
-          <w:t>26:16–29:1</w:t>
-        </w:r>
-      </w:hyperlink>
+      <w:r>
+        <w:rPr>
+          <w:lang w:val="id_ID" w:bidi="id_ID"/>
+        </w:rPr>
+        <w:t>26:16–29:1</w:t>
+      </w:r>
       <w:r>
         <w:rPr>
           <w:lang w:val="id_ID" w:bidi="id_ID"/>
@@ -493,18 +457,12 @@
           <w:lang w:val="id_ID" w:bidi="id_ID"/>
         </w:rPr>
       </w:r>
-      <w:hyperlink r:id="rId19">
-        <w:r>
-          <w:rPr>
-            <w:lang w:val="id_ID" w:bidi="id_ID"/>
-          </w:rPr>
-          <w:rPr>
-            <w:color w:val="0000EE"/>
-            <w:u w:val="single"/>
-          </w:rPr>
-          <w:t>29:2–30:20</w:t>
-        </w:r>
-      </w:hyperlink>
+      <w:r>
+        <w:rPr>
+          <w:lang w:val="id_ID" w:bidi="id_ID"/>
+        </w:rPr>
+        <w:t>29:2–30:20</w:t>
+      </w:r>
       <w:r>
         <w:rPr>
           <w:lang w:val="id_ID" w:bidi="id_ID"/>
@@ -523,18 +481,12 @@
           <w:lang w:val="id_ID" w:bidi="id_ID"/>
         </w:rPr>
       </w:r>
-      <w:hyperlink r:id="rId20">
-        <w:r>
-          <w:rPr>
-            <w:lang w:val="id_ID" w:bidi="id_ID"/>
-          </w:rPr>
-          <w:rPr>
-            <w:color w:val="0000EE"/>
-            <w:u w:val="single"/>
-          </w:rPr>
-          <w:t>31:1–29</w:t>
-        </w:r>
-      </w:hyperlink>
+      <w:r>
+        <w:rPr>
+          <w:lang w:val="id_ID" w:bidi="id_ID"/>
+        </w:rPr>
+        <w:t>31:1–29</w:t>
+      </w:r>
       <w:r>
         <w:rPr>
           <w:lang w:val="id_ID" w:bidi="id_ID"/>
@@ -553,18 +505,12 @@
           <w:lang w:val="id_ID" w:bidi="id_ID"/>
         </w:rPr>
       </w:r>
-      <w:hyperlink r:id="rId21">
-        <w:r>
-          <w:rPr>
-            <w:lang w:val="id_ID" w:bidi="id_ID"/>
-          </w:rPr>
-          <w:rPr>
-            <w:color w:val="0000EE"/>
-            <w:u w:val="single"/>
-          </w:rPr>
-          <w:t>31:30–32:43</w:t>
-        </w:r>
-      </w:hyperlink>
+      <w:r>
+        <w:rPr>
+          <w:lang w:val="id_ID" w:bidi="id_ID"/>
+        </w:rPr>
+        <w:t>31:30–32:43</w:t>
+      </w:r>
       <w:r>
         <w:rPr>
           <w:lang w:val="id_ID" w:bidi="id_ID"/>
@@ -610,180 +556,120 @@
         </w:rPr>
         <w:t xml:space="preserve">Tradisi Yahudi dan Kristen yang sudah lama ada yang menyatakan bahwa Musa menulis kitab Ulangan. Baik Perjanjian Lama maupun Perjanjian Baru mengakui Musa sebagai penulis kitab ini (lihat </w:t>
       </w:r>
-      <w:hyperlink r:id="rId22">
-        <w:r>
-          <w:rPr>
-            <w:lang w:val="id_ID" w:bidi="id_ID"/>
-          </w:rPr>
-          <w:rPr>
-            <w:color w:val="0000EE"/>
-            <w:u w:val="single"/>
-          </w:rPr>
-          <w:t>1 Rj. 2:3</w:t>
-        </w:r>
-      </w:hyperlink>
+      <w:r>
+        <w:rPr>
+          <w:lang w:val="id_ID" w:bidi="id_ID"/>
+        </w:rPr>
+        <w:t>1 Rj. 2:3</w:t>
+      </w:r>
       <w:r>
         <w:rPr>
           <w:lang w:val="id_ID" w:bidi="id_ID"/>
         </w:rPr>
         <w:t xml:space="preserve">; </w:t>
       </w:r>
-      <w:hyperlink r:id="rId23">
-        <w:r>
-          <w:rPr>
-            <w:lang w:val="id_ID" w:bidi="id_ID"/>
-          </w:rPr>
-          <w:rPr>
-            <w:color w:val="0000EE"/>
-            <w:u w:val="single"/>
-          </w:rPr>
-          <w:t>2 Rj. 14:6</w:t>
-        </w:r>
-      </w:hyperlink>
+      <w:r>
+        <w:rPr>
+          <w:lang w:val="id_ID" w:bidi="id_ID"/>
+        </w:rPr>
+        <w:t>2 Rj. 14:6</w:t>
+      </w:r>
       <w:r>
         <w:rPr>
           <w:lang w:val="id_ID" w:bidi="id_ID"/>
         </w:rPr>
         <w:t xml:space="preserve">; </w:t>
       </w:r>
-      <w:hyperlink r:id="rId24">
-        <w:r>
-          <w:rPr>
-            <w:lang w:val="id_ID" w:bidi="id_ID"/>
-          </w:rPr>
-          <w:rPr>
-            <w:color w:val="0000EE"/>
-            <w:u w:val="single"/>
-          </w:rPr>
-          <w:t>2 Taw. 25:4</w:t>
-        </w:r>
-      </w:hyperlink>
+      <w:r>
+        <w:rPr>
+          <w:lang w:val="id_ID" w:bidi="id_ID"/>
+        </w:rPr>
+        <w:t>2 Taw. 25:4</w:t>
+      </w:r>
       <w:r>
         <w:rPr>
           <w:lang w:val="id_ID" w:bidi="id_ID"/>
         </w:rPr>
         <w:t xml:space="preserve">; </w:t>
       </w:r>
-      <w:hyperlink r:id="rId25">
-        <w:r>
-          <w:rPr>
-            <w:lang w:val="id_ID" w:bidi="id_ID"/>
-          </w:rPr>
-          <w:rPr>
-            <w:color w:val="0000EE"/>
-            <w:u w:val="single"/>
-          </w:rPr>
-          <w:t>Ezr. 3:2</w:t>
-        </w:r>
-      </w:hyperlink>
+      <w:r>
+        <w:rPr>
+          <w:lang w:val="id_ID" w:bidi="id_ID"/>
+        </w:rPr>
+        <w:t>Ezr. 3:2</w:t>
+      </w:r>
       <w:r>
         <w:rPr>
           <w:lang w:val="id_ID" w:bidi="id_ID"/>
         </w:rPr>
         <w:t xml:space="preserve">; </w:t>
       </w:r>
-      <w:hyperlink r:id="rId26">
-        <w:r>
-          <w:rPr>
-            <w:lang w:val="id_ID" w:bidi="id_ID"/>
-          </w:rPr>
-          <w:rPr>
-            <w:color w:val="0000EE"/>
-            <w:u w:val="single"/>
-          </w:rPr>
-          <w:t>Mat. 19:7</w:t>
-        </w:r>
-      </w:hyperlink>
+      <w:r>
+        <w:rPr>
+          <w:lang w:val="id_ID" w:bidi="id_ID"/>
+        </w:rPr>
+        <w:t>Mat. 19:7</w:t>
+      </w:r>
       <w:r>
         <w:rPr>
           <w:lang w:val="id_ID" w:bidi="id_ID"/>
         </w:rPr>
         <w:t xml:space="preserve">; </w:t>
       </w:r>
-      <w:hyperlink r:id="rId27">
-        <w:r>
-          <w:rPr>
-            <w:lang w:val="id_ID" w:bidi="id_ID"/>
-          </w:rPr>
-          <w:rPr>
-            <w:color w:val="0000EE"/>
-            <w:u w:val="single"/>
-          </w:rPr>
-          <w:t>Mrk. 12:19</w:t>
-        </w:r>
-      </w:hyperlink>
+      <w:r>
+        <w:rPr>
+          <w:lang w:val="id_ID" w:bidi="id_ID"/>
+        </w:rPr>
+        <w:t>Mrk. 12:19</w:t>
+      </w:r>
       <w:r>
         <w:rPr>
           <w:lang w:val="id_ID" w:bidi="id_ID"/>
         </w:rPr>
         <w:t xml:space="preserve">; </w:t>
       </w:r>
-      <w:hyperlink r:id="rId28">
-        <w:r>
-          <w:rPr>
-            <w:lang w:val="id_ID" w:bidi="id_ID"/>
-          </w:rPr>
-          <w:rPr>
-            <w:color w:val="0000EE"/>
-            <w:u w:val="single"/>
-          </w:rPr>
-          <w:t>Luk. 20:28</w:t>
-        </w:r>
-      </w:hyperlink>
+      <w:r>
+        <w:rPr>
+          <w:lang w:val="id_ID" w:bidi="id_ID"/>
+        </w:rPr>
+        <w:t>Luk. 20:28</w:t>
+      </w:r>
       <w:r>
         <w:rPr>
           <w:lang w:val="id_ID" w:bidi="id_ID"/>
         </w:rPr>
         <w:t xml:space="preserve">; </w:t>
       </w:r>
-      <w:hyperlink r:id="rId29">
-        <w:r>
-          <w:rPr>
-            <w:lang w:val="id_ID" w:bidi="id_ID"/>
-          </w:rPr>
-          <w:rPr>
-            <w:color w:val="0000EE"/>
-            <w:u w:val="single"/>
-          </w:rPr>
-          <w:t>Kis. 3:22–23</w:t>
-        </w:r>
-      </w:hyperlink>
+      <w:r>
+        <w:rPr>
+          <w:lang w:val="id_ID" w:bidi="id_ID"/>
+        </w:rPr>
+        <w:t>Kis. 3:22–23</w:t>
+      </w:r>
       <w:r>
         <w:rPr>
           <w:lang w:val="id_ID" w:bidi="id_ID"/>
         </w:rPr>
         <w:t xml:space="preserve">; </w:t>
       </w:r>
-      <w:hyperlink r:id="rId30">
-        <w:r>
-          <w:rPr>
-            <w:lang w:val="id_ID" w:bidi="id_ID"/>
-          </w:rPr>
-          <w:rPr>
-            <w:color w:val="0000EE"/>
-            <w:u w:val="single"/>
-          </w:rPr>
-          <w:t>Rm. 10:19</w:t>
-        </w:r>
-      </w:hyperlink>
+      <w:r>
+        <w:rPr>
+          <w:lang w:val="id_ID" w:bidi="id_ID"/>
+        </w:rPr>
+        <w:t>Rm. 10:19</w:t>
+      </w:r>
       <w:r>
         <w:rPr>
           <w:lang w:val="id_ID" w:bidi="id_ID"/>
         </w:rPr>
         <w:t xml:space="preserve">; </w:t>
       </w:r>
-      <w:hyperlink r:id="rId31">
-        <w:r>
-          <w:rPr>
-            <w:lang w:val="id_ID" w:bidi="id_ID"/>
-          </w:rPr>
-          <w:rPr>
-            <w:color w:val="0000EE"/>
-            <w:u w:val="single"/>
-          </w:rPr>
-          <w:t>1 Kor. 9:9</w:t>
-        </w:r>
-      </w:hyperlink>
+      <w:r>
+        <w:rPr>
+          <w:lang w:val="id_ID" w:bidi="id_ID"/>
+        </w:rPr>
+        <w:t>1 Kor. 9:9</w:t>
+      </w:r>
       <w:r>
         <w:rPr>
           <w:lang w:val="id_ID" w:bidi="id_ID"/>
@@ -804,18 +690,12 @@
         </w:rPr>
         <w:t xml:space="preserve">Namun, selama dua ratus tahun terakhir, para ahli kritis membantah bahwa Musa menulis kitab Ulangan. Beberapa sarjana mengidentifikasi kitab Ulangan sebagai gulungan yang ditemukan di Bait Suci pada zaman Raja Yosia (sekitar 621 SM; lihat </w:t>
       </w:r>
-      <w:hyperlink r:id="rId32">
-        <w:r>
-          <w:rPr>
-            <w:lang w:val="id_ID" w:bidi="id_ID"/>
-          </w:rPr>
-          <w:rPr>
-            <w:color w:val="0000EE"/>
-            <w:u w:val="single"/>
-          </w:rPr>
-          <w:t>2 Rj. 22:8–20</w:t>
-        </w:r>
-      </w:hyperlink>
+      <w:r>
+        <w:rPr>
+          <w:lang w:val="id_ID" w:bidi="id_ID"/>
+        </w:rPr>
+        <w:t>2 Rj. 22:8–20</w:t>
+      </w:r>
       <w:r>
         <w:rPr>
           <w:lang w:val="id_ID" w:bidi="id_ID"/>
@@ -850,18 +730,12 @@
         </w:rPr>
         <w:t xml:space="preserve">Singkatnya, pandangan tradisional bahwa Musa menulis sebagian besar kitab ini adalah kesimpulan yang masuk akal. Tambahan editorial tertentu dimasukkan belakangan (misalnya, kisah kematian Musa; </w:t>
       </w:r>
-      <w:hyperlink r:id="rId33">
-        <w:r>
-          <w:rPr>
-            <w:lang w:val="id_ID" w:bidi="id_ID"/>
-          </w:rPr>
-          <w:rPr>
-            <w:color w:val="0000EE"/>
-            <w:u w:val="single"/>
-          </w:rPr>
-          <w:t>34:5–12</w:t>
-        </w:r>
-      </w:hyperlink>
+      <w:r>
+        <w:rPr>
+          <w:lang w:val="id_ID" w:bidi="id_ID"/>
+        </w:rPr>
+        <w:t>34:5–12</w:t>
+      </w:r>
       <w:r>
         <w:rPr>
           <w:lang w:val="id_ID" w:bidi="id_ID"/>
@@ -933,18 +807,12 @@
         </w:rPr>
         <w:t>Penggunaan format perjanjian negara yang berkuasa dengan negara bawahan oleh Musa memperjelas bahwa kitab Ulangan adalah teks perjanjian. Allah memilih Israel sebagai umat khusus-Nya. Bukan perjanjian yang membuat mereka demikian, karena mereka sudah ditetapkan sebagai umat Allah sebelum peristiwa Keluaran (</w:t>
       </w:r>
-      <w:hyperlink r:id="rId34">
-        <w:r>
-          <w:rPr>
-            <w:lang w:val="id_ID" w:bidi="id_ID"/>
-          </w:rPr>
-          <w:rPr>
-            <w:color w:val="0000EE"/>
-            <w:u w:val="single"/>
-          </w:rPr>
-          <w:t>Kel. 4:22–23</w:t>
-        </w:r>
-      </w:hyperlink>
+      <w:r>
+        <w:rPr>
+          <w:lang w:val="id_ID" w:bidi="id_ID"/>
+        </w:rPr>
+        <w:t>Kel. 4:22–23</w:t>
+      </w:r>
       <w:r>
         <w:rPr>
           <w:lang w:val="id_ID" w:bidi="id_ID"/>
@@ -990,90 +858,60 @@
         </w:rPr>
         <w:t>Israel memiliki kebebasan untuk menerima atau menolak perjanjian Allah (</w:t>
       </w:r>
-      <w:hyperlink r:id="rId35">
-        <w:r>
-          <w:rPr>
-            <w:lang w:val="id_ID" w:bidi="id_ID"/>
-          </w:rPr>
-          <w:rPr>
-            <w:color w:val="0000EE"/>
-            <w:u w:val="single"/>
-          </w:rPr>
-          <w:t>Kel. 19:7–8</w:t>
-        </w:r>
-      </w:hyperlink>
+      <w:r>
+        <w:rPr>
+          <w:lang w:val="id_ID" w:bidi="id_ID"/>
+        </w:rPr>
+        <w:t>Kel. 19:7–8</w:t>
+      </w:r>
       <w:r>
         <w:rPr>
           <w:lang w:val="id_ID" w:bidi="id_ID"/>
         </w:rPr>
         <w:t>). Setelah mereka menerimanya, penerimaan berkat dan kutukan, seperti yang digariskan dalam perjanjian itu, bergantung pada apakah mereka taat atau tidak taat (</w:t>
       </w:r>
-      <w:hyperlink r:id="rId36">
-        <w:r>
-          <w:rPr>
-            <w:lang w:val="id_ID" w:bidi="id_ID"/>
-          </w:rPr>
-          <w:rPr>
-            <w:color w:val="0000EE"/>
-            <w:u w:val="single"/>
-          </w:rPr>
-          <w:t>28:1–6</w:t>
-        </w:r>
-      </w:hyperlink>
+      <w:r>
+        <w:rPr>
+          <w:lang w:val="id_ID" w:bidi="id_ID"/>
+        </w:rPr>
+        <w:t>28:1–6</w:t>
+      </w:r>
       <w:r>
         <w:rPr>
           <w:lang w:val="id_ID" w:bidi="id_ID"/>
         </w:rPr>
         <w:t xml:space="preserve">, </w:t>
       </w:r>
-      <w:hyperlink r:id="rId37">
-        <w:r>
-          <w:rPr>
-            <w:lang w:val="id_ID" w:bidi="id_ID"/>
-          </w:rPr>
-          <w:rPr>
-            <w:color w:val="0000EE"/>
-            <w:u w:val="single"/>
-          </w:rPr>
-          <w:t>15–19</w:t>
-        </w:r>
-      </w:hyperlink>
+      <w:r>
+        <w:rPr>
+          <w:lang w:val="id_ID" w:bidi="id_ID"/>
+        </w:rPr>
+        <w:t>15–19</w:t>
+      </w:r>
       <w:r>
         <w:rPr>
           <w:lang w:val="id_ID" w:bidi="id_ID"/>
         </w:rPr>
         <w:t>). Namun, ketidaktaatan pun bisa diatasi jika bangsa itu bertobat, kembali, dan dipulihkan ke dalam persekutuan perjanjian (</w:t>
       </w:r>
-      <w:hyperlink r:id="rId38">
-        <w:r>
-          <w:rPr>
-            <w:lang w:val="id_ID" w:bidi="id_ID"/>
-          </w:rPr>
-          <w:rPr>
-            <w:color w:val="0000EE"/>
-            <w:u w:val="single"/>
-          </w:rPr>
-          <w:t>30:1–10</w:t>
-        </w:r>
-      </w:hyperlink>
+      <w:r>
+        <w:rPr>
+          <w:lang w:val="id_ID" w:bidi="id_ID"/>
+        </w:rPr>
+        <w:t>30:1–10</w:t>
+      </w:r>
       <w:r>
         <w:rPr>
           <w:lang w:val="id_ID" w:bidi="id_ID"/>
         </w:rPr>
         <w:t xml:space="preserve">; lihat juga Im. </w:t>
       </w:r>
-      <w:hyperlink r:id="rId39">
-        <w:r>
-          <w:rPr>
-            <w:lang w:val="id_ID" w:bidi="id_ID"/>
-          </w:rPr>
-          <w:rPr>
-            <w:color w:val="0000EE"/>
-            <w:u w:val="single"/>
-          </w:rPr>
-          <w:t>26:40–45</w:t>
-        </w:r>
-      </w:hyperlink>
+      <w:r>
+        <w:rPr>
+          <w:lang w:val="id_ID" w:bidi="id_ID"/>
+        </w:rPr>
+        <w:t>26:40–45</w:t>
+      </w:r>
       <w:r>
         <w:rPr>
           <w:lang w:val="id_ID" w:bidi="id_ID"/>
@@ -1094,36 +932,24 @@
         </w:rPr>
         <w:t>Perjanjian ini tidak menjadikan Israel umat Allah; Janji Allah tentang keturunan bangsa kepada Abraham telah melakukannya (</w:t>
       </w:r>
-      <w:hyperlink r:id="rId40">
-        <w:r>
-          <w:rPr>
-            <w:lang w:val="id_ID" w:bidi="id_ID"/>
-          </w:rPr>
-          <w:rPr>
-            <w:color w:val="0000EE"/>
-            <w:u w:val="single"/>
-          </w:rPr>
-          <w:t>Kej.17:1–8</w:t>
-        </w:r>
-      </w:hyperlink>
+      <w:r>
+        <w:rPr>
+          <w:lang w:val="id_ID" w:bidi="id_ID"/>
+        </w:rPr>
+        <w:t>Kej.17:1–8</w:t>
+      </w:r>
       <w:r>
         <w:rPr>
           <w:lang w:val="id_ID" w:bidi="id_ID"/>
         </w:rPr>
         <w:t>). Perjanjian yang dibuat di Sinai memberi Israel hak istimewa untuk melayani Tuhan sebagai kerajaan imam (</w:t>
       </w:r>
-      <w:hyperlink r:id="rId41">
-        <w:r>
-          <w:rPr>
-            <w:lang w:val="id_ID" w:bidi="id_ID"/>
-          </w:rPr>
-          <w:rPr>
-            <w:color w:val="0000EE"/>
-            <w:u w:val="single"/>
-          </w:rPr>
-          <w:t>Kel. 19:4–6</w:t>
-        </w:r>
-      </w:hyperlink>
+      <w:r>
+        <w:rPr>
+          <w:lang w:val="id_ID" w:bidi="id_ID"/>
+        </w:rPr>
+        <w:t>Kel. 19:4–6</w:t>
+      </w:r>
       <w:r>
         <w:rPr>
           <w:lang w:val="id_ID" w:bidi="id_ID"/>
